--- a/frontiers/manuscript.docx
+++ b/frontiers/manuscript.docx
@@ -2995,7 +2995,7 @@
       </w:r>
     </w:p>
     <w:bookmarkEnd w:id="42"/>
-    <w:bookmarkStart w:id="162" w:name="data-availability-statement"/>
+    <w:bookmarkStart w:id="163" w:name="data-availability-statement"/>
     <w:p>
       <w:pPr>
         <w:pStyle w:val="Heading1"/>
@@ -3077,10 +3077,21 @@
         <w:t xml:space="preserve">results</w:t>
       </w:r>
       <w:r>
-        <w:t xml:space="preserve">. A single command rebuilds every reported number, table and figure from the frozen inputs and then verifies them; each frozen input is checked against a recorded SHA-256 before the run proceeds. A deterministic computational capsule containing the same material has been submitted to Code Ocean and its DOI will be added at proof stage. The underlying AIID snapshot is publicly available from the Responsible AI Collaborative; the pinned version and its SHA-256 are recorded in the manifest.</w:t>
-      </w:r>
-    </w:p>
-    <w:bookmarkStart w:id="44" w:name="tab:families"/>
+        <w:t xml:space="preserve">. A single command rebuilds every reported number, table and figure from the frozen inputs and then verifies them; each frozen input is checked against a recorded SHA-256 before the run proceeds. A deterministic computational capsule containing the same material is published on Code Ocean (</w:t>
+      </w:r>
+      <w:hyperlink r:id="rId44">
+        <w:r>
+          <w:rPr>
+            <w:rStyle w:val="Hyperlink"/>
+          </w:rPr>
+          <w:t xml:space="preserve">https://doi.org/10.24433/CO.2340354.v3</w:t>
+        </w:r>
+      </w:hyperlink>
+      <w:r>
+        <w:t xml:space="preserve">; MIT and CC0). The underlying AIID snapshot is publicly available from the Responsible AI Collaborative; the pinned version and its SHA-256 are recorded in the manifest.</w:t>
+      </w:r>
+    </w:p>
+    <w:bookmarkStart w:id="45" w:name="tab:families"/>
     <w:p>
       <w:pPr>
         <w:pStyle w:val="TableCaption"/>
@@ -3378,8 +3389,8 @@
         </w:tc>
       </w:tr>
     </w:tbl>
-    <w:bookmarkEnd w:id="44"/>
-    <w:bookmarkStart w:id="45" w:name="tab:dist"/>
+    <w:bookmarkEnd w:id="45"/>
+    <w:bookmarkStart w:id="46" w:name="tab:dist"/>
     <w:p>
       <w:pPr>
         <w:pStyle w:val="TableCaption"/>
@@ -3747,8 +3758,8 @@
         </w:tc>
       </w:tr>
     </w:tbl>
-    <w:bookmarkEnd w:id="45"/>
-    <w:bookmarkStart w:id="46" w:name="tab:fiveway"/>
+    <w:bookmarkEnd w:id="46"/>
+    <w:bookmarkStart w:id="47" w:name="tab:fiveway"/>
     <w:p>
       <w:pPr>
         <w:pStyle w:val="TableCaption"/>
@@ -4258,8 +4269,8 @@
         </w:tc>
       </w:tr>
     </w:tbl>
-    <w:bookmarkEnd w:id="46"/>
-    <w:bookmarkStart w:id="47" w:name="tab:sev"/>
+    <w:bookmarkEnd w:id="47"/>
+    <w:bookmarkStart w:id="48" w:name="tab:sev"/>
     <w:p>
       <w:pPr>
         <w:pStyle w:val="TableCaption"/>
@@ -4730,8 +4741,8 @@
         </w:tc>
       </w:tr>
     </w:tbl>
-    <w:bookmarkEnd w:id="47"/>
-    <w:bookmarkStart w:id="48" w:name="tab:attrib"/>
+    <w:bookmarkEnd w:id="48"/>
+    <w:bookmarkStart w:id="49" w:name="tab:attrib"/>
     <w:p>
       <w:pPr>
         <w:pStyle w:val="TableCaption"/>
@@ -5059,9 +5070,9 @@
         </w:tc>
       </w:tr>
     </w:tbl>
-    <w:bookmarkEnd w:id="48"/>
+    <w:bookmarkEnd w:id="49"/>
     <w:p/>
-    <w:bookmarkStart w:id="49" w:name="tab:attrib"/>
+    <w:bookmarkStart w:id="50" w:name="tab:attrib"/>
     <w:p>
       <w:pPr>
         <w:pStyle w:val="TableCaption"/>
@@ -5713,9 +5724,9 @@
         </w:tc>
       </w:tr>
     </w:tbl>
-    <w:bookmarkEnd w:id="49"/>
+    <w:bookmarkEnd w:id="50"/>
     <w:p/>
-    <w:bookmarkStart w:id="50" w:name="tab:attrib"/>
+    <w:bookmarkStart w:id="51" w:name="tab:attrib"/>
     <w:p>
       <w:pPr>
         <w:pStyle w:val="TableCaption"/>
@@ -6797,8 +6808,8 @@
         </w:tc>
       </w:tr>
     </w:tbl>
-    <w:bookmarkEnd w:id="50"/>
-    <w:bookmarkStart w:id="51" w:name="tab:role"/>
+    <w:bookmarkEnd w:id="51"/>
+    <w:bookmarkStart w:id="52" w:name="tab:role"/>
     <w:p>
       <w:pPr>
         <w:pStyle w:val="TableCaption"/>
@@ -7377,8 +7388,8 @@
         </w:tc>
       </w:tr>
     </w:tbl>
-    <w:bookmarkEnd w:id="51"/>
-    <w:bookmarkStart w:id="52" w:name="tab:acct"/>
+    <w:bookmarkEnd w:id="52"/>
+    <w:bookmarkStart w:id="53" w:name="tab:acct"/>
     <w:p>
       <w:pPr>
         <w:pStyle w:val="TableCaption"/>
@@ -7980,8 +7991,8 @@
         </w:tc>
       </w:tr>
     </w:tbl>
-    <w:bookmarkEnd w:id="52"/>
-    <w:bookmarkStart w:id="53" w:name="tab:rob"/>
+    <w:bookmarkEnd w:id="53"/>
+    <w:bookmarkStart w:id="54" w:name="tab:rob"/>
     <w:p>
       <w:pPr>
         <w:pStyle w:val="TableCaption"/>
@@ -9410,8 +9421,8 @@
         </w:tc>
       </w:tr>
     </w:tbl>
-    <w:bookmarkEnd w:id="53"/>
-    <w:bookmarkStart w:id="57" w:name="fig:flow"/>
+    <w:bookmarkEnd w:id="54"/>
+    <w:bookmarkStart w:id="58" w:name="fig:flow"/>
     <w:tbl>
       <w:tblPr>
         <w:tblStyle w:val="FigureTable"/>
@@ -9435,18 +9446,18 @@
                 <wp:inline>
                   <wp:extent cx="5334000" cy="5882591"/>
                   <wp:effectExtent b="0" l="0" r="0" t="0"/>
-                  <wp:docPr descr="" title="" id="55" name="Picture"/>
+                  <wp:docPr descr="" title="" id="56" name="Picture"/>
                   <a:graphic>
                     <a:graphicData uri="http://schemas.openxmlformats.org/drawingml/2006/picture">
                       <pic:pic>
                         <pic:nvPicPr>
-                          <pic:cNvPr descr="figures/fig1.png" id="56" name="Picture"/>
+                          <pic:cNvPr descr="figures/fig1.png" id="57" name="Picture"/>
                           <pic:cNvPicPr>
                             <a:picLocks noChangeArrowheads="1" noChangeAspect="1"/>
                           </pic:cNvPicPr>
                         </pic:nvPicPr>
                         <pic:blipFill>
-                          <a:blip r:embed="rId54"/>
+                          <a:blip r:embed="rId55"/>
                           <a:stretch>
                             <a:fillRect/>
                           </a:stretch>
@@ -9490,8 +9501,8 @@
         <w:t xml:space="preserve">597 AIID incidents to the primary matchable population of N = 307 (21 issuers), with exclusion branches.</w:t>
       </w:r>
     </w:p>
-    <w:bookmarkEnd w:id="57"/>
-    <w:bookmarkStart w:id="61" w:name="fig:sev"/>
+    <w:bookmarkEnd w:id="58"/>
+    <w:bookmarkStart w:id="62" w:name="fig:sev"/>
     <w:tbl>
       <w:tblPr>
         <w:tblStyle w:val="FigureTable"/>
@@ -9515,18 +9526,18 @@
                 <wp:inline>
                   <wp:extent cx="3307080" cy="2336209"/>
                   <wp:effectExtent b="0" l="0" r="0" t="0"/>
-                  <wp:docPr descr="" title="" id="59" name="Picture"/>
+                  <wp:docPr descr="" title="" id="60" name="Picture"/>
                   <a:graphic>
                     <a:graphicData uri="http://schemas.openxmlformats.org/drawingml/2006/picture">
                       <pic:pic>
                         <pic:nvPicPr>
-                          <pic:cNvPr descr="figures/fig2.png" id="60" name="Picture"/>
+                          <pic:cNvPr descr="figures/fig2.png" id="61" name="Picture"/>
                           <pic:cNvPicPr>
                             <a:picLocks noChangeArrowheads="1" noChangeAspect="1"/>
                           </pic:cNvPicPr>
                         </pic:nvPicPr>
                         <pic:blipFill>
-                          <a:blip r:embed="rId58"/>
+                          <a:blip r:embed="rId59"/>
                           <a:stretch>
                             <a:fillRect/>
                           </a:stretch>
@@ -9564,8 +9575,8 @@
         <w:t xml:space="preserve">Disclosure tier by incident severity, five-way distribution with the T3 relatedness split (adjudicated codes). Bars show the share of incidents in each severity stratum falling in each tier; stratum sizes are given above each bar. The collapsed shadow rate for the same strata, with 95% Wilson intervals, is Supplementary Figure S1.</w:t>
       </w:r>
     </w:p>
-    <w:bookmarkEnd w:id="61"/>
-    <w:bookmarkStart w:id="65" w:name="fig:pareto"/>
+    <w:bookmarkEnd w:id="62"/>
+    <w:bookmarkStart w:id="66" w:name="fig:pareto"/>
     <w:tbl>
       <w:tblPr>
         <w:tblStyle w:val="FigureTable"/>
@@ -9589,18 +9600,18 @@
                 <wp:inline>
                   <wp:extent cx="4800600" cy="2761865"/>
                   <wp:effectExtent b="0" l="0" r="0" t="0"/>
-                  <wp:docPr descr="" title="" id="63" name="Picture"/>
+                  <wp:docPr descr="" title="" id="64" name="Picture"/>
                   <a:graphic>
                     <a:graphicData uri="http://schemas.openxmlformats.org/drawingml/2006/picture">
                       <pic:pic>
                         <pic:nvPicPr>
-                          <pic:cNvPr descr="figures/fig3.png" id="64" name="Picture"/>
+                          <pic:cNvPr descr="figures/fig3.png" id="65" name="Picture"/>
                           <pic:cNvPicPr>
                             <a:picLocks noChangeArrowheads="1" noChangeAspect="1"/>
                           </pic:cNvPicPr>
                         </pic:nvPicPr>
                         <pic:blipFill>
-                          <a:blip r:embed="rId62"/>
+                          <a:blip r:embed="rId63"/>
                           <a:stretch>
                             <a:fillRect/>
                           </a:stretch>
@@ -9638,8 +9649,8 @@
         <w:t xml:space="preserve">Incident concentration by issuer (Pareto): incidents per issuer and cumulative share.</w:t>
       </w:r>
     </w:p>
-    <w:bookmarkEnd w:id="65"/>
-    <w:bookmarkStart w:id="69" w:name="fig:year"/>
+    <w:bookmarkEnd w:id="66"/>
+    <w:bookmarkStart w:id="70" w:name="fig:year"/>
     <w:tbl>
       <w:tblPr>
         <w:tblStyle w:val="FigureTable"/>
@@ -9663,18 +9674,18 @@
                 <wp:inline>
                   <wp:extent cx="4800600" cy="3391272"/>
                   <wp:effectExtent b="0" l="0" r="0" t="0"/>
-                  <wp:docPr descr="" title="" id="67" name="Picture"/>
+                  <wp:docPr descr="" title="" id="68" name="Picture"/>
                   <a:graphic>
                     <a:graphicData uri="http://schemas.openxmlformats.org/drawingml/2006/picture">
                       <pic:pic>
                         <pic:nvPicPr>
-                          <pic:cNvPr descr="figures/fig4.png" id="68" name="Picture"/>
+                          <pic:cNvPr descr="figures/fig4.png" id="69" name="Picture"/>
                           <pic:cNvPicPr>
                             <a:picLocks noChangeArrowheads="1" noChangeAspect="1"/>
                           </pic:cNvPicPr>
                         </pic:nvPicPr>
                         <pic:blipFill>
-                          <a:blip r:embed="rId66"/>
+                          <a:blip r:embed="rId67"/>
                           <a:stretch>
                             <a:fillRect/>
                           </a:stretch>
@@ -9712,9 +9723,9 @@
         <w:t xml:space="preserve">Disclosure tier by incident year (share of incidents).</w:t>
       </w:r>
     </w:p>
-    <w:bookmarkEnd w:id="69"/>
-    <w:bookmarkStart w:id="161" w:name="refs"/>
-    <w:bookmarkStart w:id="71" w:name="ref-Amir2018"/>
+    <w:bookmarkEnd w:id="70"/>
+    <w:bookmarkStart w:id="162" w:name="refs"/>
+    <w:bookmarkStart w:id="72" w:name="ref-Amir2018"/>
     <w:p>
       <w:pPr>
         <w:pStyle w:val="Bibliography"/>
@@ -9747,7 +9758,7 @@
       <w:r>
         <w:t xml:space="preserve"> </w:t>
       </w:r>
-      <w:hyperlink r:id="rId70">
+      <w:hyperlink r:id="rId71">
         <w:r>
           <w:rPr>
             <w:rStyle w:val="Hyperlink"/>
@@ -9759,8 +9770,8 @@
         <w:t xml:space="preserve">.</w:t>
       </w:r>
     </w:p>
-    <w:bookmarkEnd w:id="71"/>
-    <w:bookmarkStart w:id="73" w:name="ref-BaoDatta2014"/>
+    <w:bookmarkEnd w:id="72"/>
+    <w:bookmarkStart w:id="74" w:name="ref-BaoDatta2014"/>
     <w:p>
       <w:pPr>
         <w:pStyle w:val="Bibliography"/>
@@ -9793,7 +9804,7 @@
       <w:r>
         <w:t xml:space="preserve"> </w:t>
       </w:r>
-      <w:hyperlink r:id="rId72">
+      <w:hyperlink r:id="rId73">
         <w:r>
           <w:rPr>
             <w:rStyle w:val="Hyperlink"/>
@@ -9805,8 +9816,8 @@
         <w:t xml:space="preserve">.</w:t>
       </w:r>
     </w:p>
-    <w:bookmarkEnd w:id="73"/>
-    <w:bookmarkStart w:id="75" w:name="ref-Barach2000"/>
+    <w:bookmarkEnd w:id="74"/>
+    <w:bookmarkStart w:id="76" w:name="ref-Barach2000"/>
     <w:p>
       <w:pPr>
         <w:pStyle w:val="Bibliography"/>
@@ -9839,7 +9850,7 @@
       <w:r>
         <w:t xml:space="preserve"> </w:t>
       </w:r>
-      <w:hyperlink r:id="rId74">
+      <w:hyperlink r:id="rId75">
         <w:r>
           <w:rPr>
             <w:rStyle w:val="Hyperlink"/>
@@ -9851,8 +9862,8 @@
         <w:t xml:space="preserve">.</w:t>
       </w:r>
     </w:p>
-    <w:bookmarkEnd w:id="75"/>
-    <w:bookmarkStart w:id="77" w:name="ref-Beyer2010"/>
+    <w:bookmarkEnd w:id="76"/>
+    <w:bookmarkStart w:id="78" w:name="ref-Beyer2010"/>
     <w:p>
       <w:pPr>
         <w:pStyle w:val="Bibliography"/>
@@ -9885,7 +9896,7 @@
       <w:r>
         <w:t xml:space="preserve"> </w:t>
       </w:r>
-      <w:hyperlink r:id="rId76">
+      <w:hyperlink r:id="rId77">
         <w:r>
           <w:rPr>
             <w:rStyle w:val="Hyperlink"/>
@@ -9897,8 +9908,8 @@
         <w:t xml:space="preserve">.</w:t>
       </w:r>
     </w:p>
-    <w:bookmarkEnd w:id="77"/>
-    <w:bookmarkStart w:id="79" w:name="ref-Bommasani2021"/>
+    <w:bookmarkEnd w:id="78"/>
+    <w:bookmarkStart w:id="80" w:name="ref-Bommasani2021"/>
     <w:p>
       <w:pPr>
         <w:pStyle w:val="Bibliography"/>
@@ -9931,7 +9942,7 @@
       <w:r>
         <w:t xml:space="preserve"> </w:t>
       </w:r>
-      <w:hyperlink r:id="rId78">
+      <w:hyperlink r:id="rId79">
         <w:r>
           <w:rPr>
             <w:rStyle w:val="Hyperlink"/>
@@ -9943,8 +9954,8 @@
         <w:t xml:space="preserve">.</w:t>
       </w:r>
     </w:p>
-    <w:bookmarkEnd w:id="79"/>
-    <w:bookmarkStart w:id="81" w:name="ref-Campbell2014"/>
+    <w:bookmarkEnd w:id="80"/>
+    <w:bookmarkStart w:id="82" w:name="ref-Campbell2014"/>
     <w:p>
       <w:pPr>
         <w:pStyle w:val="Bibliography"/>
@@ -9977,7 +9988,7 @@
       <w:r>
         <w:t xml:space="preserve"> </w:t>
       </w:r>
-      <w:hyperlink r:id="rId80">
+      <w:hyperlink r:id="rId81">
         <w:r>
           <w:rPr>
             <w:rStyle w:val="Hyperlink"/>
@@ -9989,8 +10000,8 @@
         <w:t xml:space="preserve">.</w:t>
       </w:r>
     </w:p>
-    <w:bookmarkEnd w:id="81"/>
-    <w:bookmarkStart w:id="83" w:name="ref-Campbell2003"/>
+    <w:bookmarkEnd w:id="82"/>
+    <w:bookmarkStart w:id="84" w:name="ref-Campbell2003"/>
     <w:p>
       <w:pPr>
         <w:pStyle w:val="Bibliography"/>
@@ -10023,7 +10034,7 @@
       <w:r>
         <w:t xml:space="preserve"> </w:t>
       </w:r>
-      <w:hyperlink r:id="rId82">
+      <w:hyperlink r:id="rId83">
         <w:r>
           <w:rPr>
             <w:rStyle w:val="Hyperlink"/>
@@ -10035,8 +10046,8 @@
         <w:t xml:space="preserve">.</w:t>
       </w:r>
     </w:p>
-    <w:bookmarkEnd w:id="83"/>
-    <w:bookmarkStart w:id="85" w:name="ref-ChristensenHailLeuz2016"/>
+    <w:bookmarkEnd w:id="84"/>
+    <w:bookmarkStart w:id="86" w:name="ref-ChristensenHailLeuz2016"/>
     <w:p>
       <w:pPr>
         <w:pStyle w:val="Bibliography"/>
@@ -10069,7 +10080,7 @@
       <w:r>
         <w:t xml:space="preserve"> </w:t>
       </w:r>
-      <w:hyperlink r:id="rId84">
+      <w:hyperlink r:id="rId85">
         <w:r>
           <w:rPr>
             <w:rStyle w:val="Hyperlink"/>
@@ -10081,8 +10092,8 @@
         <w:t xml:space="preserve">.</w:t>
       </w:r>
     </w:p>
-    <w:bookmarkEnd w:id="85"/>
-    <w:bookmarkStart w:id="87" w:name="ref-Classen2011"/>
+    <w:bookmarkEnd w:id="86"/>
+    <w:bookmarkStart w:id="88" w:name="ref-Classen2011"/>
     <w:p>
       <w:pPr>
         <w:pStyle w:val="Bibliography"/>
@@ -10127,7 +10138,7 @@
       <w:r>
         <w:t xml:space="preserve"> </w:t>
       </w:r>
-      <w:hyperlink r:id="rId86">
+      <w:hyperlink r:id="rId87">
         <w:r>
           <w:rPr>
             <w:rStyle w:val="Hyperlink"/>
@@ -10139,8 +10150,8 @@
         <w:t xml:space="preserve">.</w:t>
       </w:r>
     </w:p>
-    <w:bookmarkEnd w:id="87"/>
-    <w:bookmarkStart w:id="89" w:name="ref-ClopperPearson1934"/>
+    <w:bookmarkEnd w:id="88"/>
+    <w:bookmarkStart w:id="90" w:name="ref-ClopperPearson1934"/>
     <w:p>
       <w:pPr>
         <w:pStyle w:val="Bibliography"/>
@@ -10173,7 +10184,7 @@
       <w:r>
         <w:t xml:space="preserve"> </w:t>
       </w:r>
-      <w:hyperlink r:id="rId88">
+      <w:hyperlink r:id="rId89">
         <w:r>
           <w:rPr>
             <w:rStyle w:val="Hyperlink"/>
@@ -10185,8 +10196,8 @@
         <w:t xml:space="preserve">.</w:t>
       </w:r>
     </w:p>
-    <w:bookmarkEnd w:id="89"/>
-    <w:bookmarkStart w:id="91" w:name="ref-Cobbe2023"/>
+    <w:bookmarkEnd w:id="90"/>
+    <w:bookmarkStart w:id="92" w:name="ref-Cobbe2023"/>
     <w:p>
       <w:pPr>
         <w:pStyle w:val="Bibliography"/>
@@ -10216,7 +10227,7 @@
       <w:r>
         <w:t xml:space="preserve"> </w:t>
       </w:r>
-      <w:hyperlink r:id="rId90">
+      <w:hyperlink r:id="rId91">
         <w:r>
           <w:rPr>
             <w:rStyle w:val="Hyperlink"/>
@@ -10228,8 +10239,8 @@
         <w:t xml:space="preserve">.</w:t>
       </w:r>
     </w:p>
-    <w:bookmarkEnd w:id="91"/>
-    <w:bookmarkStart w:id="93" w:name="ref-Cohen1960"/>
+    <w:bookmarkEnd w:id="92"/>
+    <w:bookmarkStart w:id="94" w:name="ref-Cohen1960"/>
     <w:p>
       <w:pPr>
         <w:pStyle w:val="Bibliography"/>
@@ -10262,7 +10273,7 @@
       <w:r>
         <w:t xml:space="preserve"> </w:t>
       </w:r>
-      <w:hyperlink r:id="rId92">
+      <w:hyperlink r:id="rId93">
         <w:r>
           <w:rPr>
             <w:rStyle w:val="Hyperlink"/>
@@ -10274,8 +10285,8 @@
         <w:t xml:space="preserve">.</w:t>
       </w:r>
     </w:p>
-    <w:bookmarkEnd w:id="93"/>
-    <w:bookmarkStart w:id="95" w:name="ref-CostanzaChock2022"/>
+    <w:bookmarkEnd w:id="94"/>
+    <w:bookmarkStart w:id="96" w:name="ref-CostanzaChock2022"/>
     <w:p>
       <w:pPr>
         <w:pStyle w:val="Bibliography"/>
@@ -10305,7 +10316,7 @@
       <w:r>
         <w:t xml:space="preserve"> </w:t>
       </w:r>
-      <w:hyperlink r:id="rId94">
+      <w:hyperlink r:id="rId95">
         <w:r>
           <w:rPr>
             <w:rStyle w:val="Hyperlink"/>
@@ -10317,8 +10328,8 @@
         <w:t xml:space="preserve">.</w:t>
       </w:r>
     </w:p>
-    <w:bookmarkEnd w:id="95"/>
-    <w:bookmarkStart w:id="97" w:name="ref-Dye1985"/>
+    <w:bookmarkEnd w:id="96"/>
+    <w:bookmarkStart w:id="98" w:name="ref-Dye1985"/>
     <w:p>
       <w:pPr>
         <w:pStyle w:val="Bibliography"/>
@@ -10351,7 +10362,7 @@
       <w:r>
         <w:t xml:space="preserve"> </w:t>
       </w:r>
-      <w:hyperlink r:id="rId96">
+      <w:hyperlink r:id="rId97">
         <w:r>
           <w:rPr>
             <w:rStyle w:val="Hyperlink"/>
@@ -10363,8 +10374,8 @@
         <w:t xml:space="preserve">.</w:t>
       </w:r>
     </w:p>
-    <w:bookmarkEnd w:id="97"/>
-    <w:bookmarkStart w:id="98" w:name="ref-EUAIAct2024"/>
+    <w:bookmarkEnd w:id="98"/>
+    <w:bookmarkStart w:id="99" w:name="ref-EUAIAct2024"/>
     <w:p>
       <w:pPr>
         <w:pStyle w:val="Bibliography"/>
@@ -10386,8 +10397,8 @@
         <w:t xml:space="preserve">. OJ L, 2024/1689, 12.7.2024.</w:t>
       </w:r>
     </w:p>
-    <w:bookmarkEnd w:id="98"/>
-    <w:bookmarkStart w:id="100" w:name="ref-Gordon2006"/>
+    <w:bookmarkEnd w:id="99"/>
+    <w:bookmarkStart w:id="101" w:name="ref-Gordon2006"/>
     <w:p>
       <w:pPr>
         <w:pStyle w:val="Bibliography"/>
@@ -10432,7 +10443,7 @@
       <w:r>
         <w:t xml:space="preserve"> </w:t>
       </w:r>
-      <w:hyperlink r:id="rId99">
+      <w:hyperlink r:id="rId100">
         <w:r>
           <w:rPr>
             <w:rStyle w:val="Hyperlink"/>
@@ -10444,8 +10455,8 @@
         <w:t xml:space="preserve">.</w:t>
       </w:r>
     </w:p>
-    <w:bookmarkEnd w:id="100"/>
-    <w:bookmarkStart w:id="101" w:name="ref-Gordon2010"/>
+    <w:bookmarkEnd w:id="101"/>
+    <w:bookmarkStart w:id="102" w:name="ref-Gordon2010"/>
     <w:p>
       <w:pPr>
         <w:pStyle w:val="Bibliography"/>
@@ -10476,8 +10487,8 @@
         <w:t xml:space="preserve">34 (3): 567–94.</w:t>
       </w:r>
     </w:p>
-    <w:bookmarkEnd w:id="101"/>
-    <w:bookmarkStart w:id="103" w:name="ref-Grossman1981"/>
+    <w:bookmarkEnd w:id="102"/>
+    <w:bookmarkStart w:id="104" w:name="ref-Grossman1981"/>
     <w:p>
       <w:pPr>
         <w:pStyle w:val="Bibliography"/>
@@ -10510,7 +10521,7 @@
       <w:r>
         <w:t xml:space="preserve"> </w:t>
       </w:r>
-      <w:hyperlink r:id="rId102">
+      <w:hyperlink r:id="rId103">
         <w:r>
           <w:rPr>
             <w:rStyle w:val="Hyperlink"/>
@@ -10522,8 +10533,8 @@
         <w:t xml:space="preserve">.</w:t>
       </w:r>
     </w:p>
-    <w:bookmarkEnd w:id="103"/>
-    <w:bookmarkStart w:id="105" w:name="ref-Gwet2008"/>
+    <w:bookmarkEnd w:id="104"/>
+    <w:bookmarkStart w:id="106" w:name="ref-Gwet2008"/>
     <w:p>
       <w:pPr>
         <w:pStyle w:val="Bibliography"/>
@@ -10556,7 +10567,7 @@
       <w:r>
         <w:t xml:space="preserve"> </w:t>
       </w:r>
-      <w:hyperlink r:id="rId104">
+      <w:hyperlink r:id="rId105">
         <w:r>
           <w:rPr>
             <w:rStyle w:val="Hyperlink"/>
@@ -10568,8 +10579,8 @@
         <w:t xml:space="preserve">.</w:t>
       </w:r>
     </w:p>
-    <w:bookmarkEnd w:id="105"/>
-    <w:bookmarkStart w:id="107" w:name="ref-HealyPalepu2001"/>
+    <w:bookmarkEnd w:id="106"/>
+    <w:bookmarkStart w:id="108" w:name="ref-HealyPalepu2001"/>
     <w:p>
       <w:pPr>
         <w:pStyle w:val="Bibliography"/>
@@ -10602,7 +10613,7 @@
       <w:r>
         <w:t xml:space="preserve"> </w:t>
       </w:r>
-      <w:hyperlink r:id="rId106">
+      <w:hyperlink r:id="rId107">
         <w:r>
           <w:rPr>
             <w:rStyle w:val="Hyperlink"/>
@@ -10614,8 +10625,8 @@
         <w:t xml:space="preserve">.</w:t>
       </w:r>
     </w:p>
-    <w:bookmarkEnd w:id="107"/>
-    <w:bookmarkStart w:id="109" w:name="ref-Hope2016"/>
+    <w:bookmarkEnd w:id="108"/>
+    <w:bookmarkStart w:id="110" w:name="ref-Hope2016"/>
     <w:p>
       <w:pPr>
         <w:pStyle w:val="Bibliography"/>
@@ -10648,7 +10659,7 @@
       <w:r>
         <w:t xml:space="preserve"> </w:t>
       </w:r>
-      <w:hyperlink r:id="rId108">
+      <w:hyperlink r:id="rId109">
         <w:r>
           <w:rPr>
             <w:rStyle w:val="Hyperlink"/>
@@ -10660,8 +10671,8 @@
         <w:t xml:space="preserve">.</w:t>
       </w:r>
     </w:p>
-    <w:bookmarkEnd w:id="109"/>
-    <w:bookmarkStart w:id="111" w:name="ref-Johri2026"/>
+    <w:bookmarkEnd w:id="110"/>
+    <w:bookmarkStart w:id="112" w:name="ref-Johri2026"/>
     <w:p>
       <w:pPr>
         <w:pStyle w:val="Bibliography"/>
@@ -10709,7 +10720,7 @@
       <w:r>
         <w:t xml:space="preserve"> </w:t>
       </w:r>
-      <w:hyperlink r:id="rId110">
+      <w:hyperlink r:id="rId111">
         <w:r>
           <w:rPr>
             <w:rStyle w:val="Hyperlink"/>
@@ -10721,8 +10732,8 @@
         <w:t xml:space="preserve">.</w:t>
       </w:r>
     </w:p>
-    <w:bookmarkEnd w:id="111"/>
-    <w:bookmarkStart w:id="113" w:name="ref-KannanReesSridhar2007"/>
+    <w:bookmarkEnd w:id="112"/>
+    <w:bookmarkStart w:id="114" w:name="ref-KannanReesSridhar2007"/>
     <w:p>
       <w:pPr>
         <w:pStyle w:val="Bibliography"/>
@@ -10755,7 +10766,7 @@
       <w:r>
         <w:t xml:space="preserve"> </w:t>
       </w:r>
-      <w:hyperlink r:id="rId112">
+      <w:hyperlink r:id="rId113">
         <w:r>
           <w:rPr>
             <w:rStyle w:val="Hyperlink"/>
@@ -10767,8 +10778,8 @@
         <w:t xml:space="preserve">.</w:t>
       </w:r>
     </w:p>
-    <w:bookmarkEnd w:id="113"/>
-    <w:bookmarkStart w:id="115" w:name="ref-KothariShuWysocki2009"/>
+    <w:bookmarkEnd w:id="114"/>
+    <w:bookmarkStart w:id="116" w:name="ref-KothariShuWysocki2009"/>
     <w:p>
       <w:pPr>
         <w:pStyle w:val="Bibliography"/>
@@ -10801,7 +10812,7 @@
       <w:r>
         <w:t xml:space="preserve"> </w:t>
       </w:r>
-      <w:hyperlink r:id="rId114">
+      <w:hyperlink r:id="rId115">
         <w:r>
           <w:rPr>
             <w:rStyle w:val="Hyperlink"/>
@@ -10813,8 +10824,8 @@
         <w:t xml:space="preserve">.</w:t>
       </w:r>
     </w:p>
-    <w:bookmarkEnd w:id="115"/>
-    <w:bookmarkStart w:id="117" w:name="ref-KravetMuslu2013"/>
+    <w:bookmarkEnd w:id="116"/>
+    <w:bookmarkStart w:id="118" w:name="ref-KravetMuslu2013"/>
     <w:p>
       <w:pPr>
         <w:pStyle w:val="Bibliography"/>
@@ -10847,7 +10858,7 @@
       <w:r>
         <w:t xml:space="preserve"> </w:t>
       </w:r>
-      <w:hyperlink r:id="rId116">
+      <w:hyperlink r:id="rId117">
         <w:r>
           <w:rPr>
             <w:rStyle w:val="Hyperlink"/>
@@ -10859,8 +10870,8 @@
         <w:t xml:space="preserve">.</w:t>
       </w:r>
     </w:p>
-    <w:bookmarkEnd w:id="117"/>
-    <w:bookmarkStart w:id="119" w:name="ref-LeuzWysocki2016"/>
+    <w:bookmarkEnd w:id="118"/>
+    <w:bookmarkStart w:id="120" w:name="ref-LeuzWysocki2016"/>
     <w:p>
       <w:pPr>
         <w:pStyle w:val="Bibliography"/>
@@ -10893,7 +10904,7 @@
       <w:r>
         <w:t xml:space="preserve"> </w:t>
       </w:r>
-      <w:hyperlink r:id="rId118">
+      <w:hyperlink r:id="rId119">
         <w:r>
           <w:rPr>
             <w:rStyle w:val="Hyperlink"/>
@@ -10905,8 +10916,8 @@
         <w:t xml:space="preserve">.</w:t>
       </w:r>
     </w:p>
-    <w:bookmarkEnd w:id="119"/>
-    <w:bookmarkStart w:id="121" w:name="ref-LoughranMcDonald2011"/>
+    <w:bookmarkEnd w:id="120"/>
+    <w:bookmarkStart w:id="122" w:name="ref-LoughranMcDonald2011"/>
     <w:p>
       <w:pPr>
         <w:pStyle w:val="Bibliography"/>
@@ -10939,7 +10950,7 @@
       <w:r>
         <w:t xml:space="preserve"> </w:t>
       </w:r>
-      <w:hyperlink r:id="rId120">
+      <w:hyperlink r:id="rId121">
         <w:r>
           <w:rPr>
             <w:rStyle w:val="Hyperlink"/>
@@ -10951,8 +10962,8 @@
         <w:t xml:space="preserve">.</w:t>
       </w:r>
     </w:p>
-    <w:bookmarkEnd w:id="121"/>
-    <w:bookmarkStart w:id="123" w:name="ref-Macrae2016"/>
+    <w:bookmarkEnd w:id="122"/>
+    <w:bookmarkStart w:id="124" w:name="ref-Macrae2016"/>
     <w:p>
       <w:pPr>
         <w:pStyle w:val="Bibliography"/>
@@ -10985,7 +10996,7 @@
       <w:r>
         <w:t xml:space="preserve"> </w:t>
       </w:r>
-      <w:hyperlink r:id="rId122">
+      <w:hyperlink r:id="rId123">
         <w:r>
           <w:rPr>
             <w:rStyle w:val="Hyperlink"/>
@@ -10997,8 +11008,8 @@
         <w:t xml:space="preserve">.</w:t>
       </w:r>
     </w:p>
-    <w:bookmarkEnd w:id="123"/>
-    <w:bookmarkStart w:id="125" w:name="ref-Madanchian2025"/>
+    <w:bookmarkEnd w:id="124"/>
+    <w:bookmarkStart w:id="126" w:name="ref-Madanchian2025"/>
     <w:p>
       <w:pPr>
         <w:pStyle w:val="Bibliography"/>
@@ -11043,7 +11054,7 @@
       <w:r>
         <w:t xml:space="preserve"> </w:t>
       </w:r>
-      <w:hyperlink r:id="rId124">
+      <w:hyperlink r:id="rId125">
         <w:r>
           <w:rPr>
             <w:rStyle w:val="Hyperlink"/>
@@ -11055,8 +11066,8 @@
         <w:t xml:space="preserve">.</w:t>
       </w:r>
     </w:p>
-    <w:bookmarkEnd w:id="125"/>
-    <w:bookmarkStart w:id="127" w:name="ref-McGregor2021"/>
+    <w:bookmarkEnd w:id="126"/>
+    <w:bookmarkStart w:id="128" w:name="ref-McGregor2021"/>
     <w:p>
       <w:pPr>
         <w:pStyle w:val="Bibliography"/>
@@ -11113,7 +11124,7 @@
       <w:r>
         <w:t xml:space="preserve"> </w:t>
       </w:r>
-      <w:hyperlink r:id="rId126">
+      <w:hyperlink r:id="rId127">
         <w:r>
           <w:rPr>
             <w:rStyle w:val="Hyperlink"/>
@@ -11125,8 +11136,8 @@
         <w:t xml:space="preserve">.</w:t>
       </w:r>
     </w:p>
-    <w:bookmarkEnd w:id="127"/>
-    <w:bookmarkStart w:id="129" w:name="ref-Milgrom1981"/>
+    <w:bookmarkEnd w:id="128"/>
+    <w:bookmarkStart w:id="130" w:name="ref-Milgrom1981"/>
     <w:p>
       <w:pPr>
         <w:pStyle w:val="Bibliography"/>
@@ -11159,7 +11170,7 @@
       <w:r>
         <w:t xml:space="preserve"> </w:t>
       </w:r>
-      <w:hyperlink r:id="rId128">
+      <w:hyperlink r:id="rId129">
         <w:r>
           <w:rPr>
             <w:rStyle w:val="Hyperlink"/>
@@ -11171,8 +11182,8 @@
         <w:t xml:space="preserve">.</w:t>
       </w:r>
     </w:p>
-    <w:bookmarkEnd w:id="129"/>
-    <w:bookmarkStart w:id="131" w:name="ref-OECD2024"/>
+    <w:bookmarkEnd w:id="130"/>
+    <w:bookmarkStart w:id="132" w:name="ref-OECD2024"/>
     <w:p>
       <w:pPr>
         <w:pStyle w:val="Bibliography"/>
@@ -11224,7 +11235,7 @@
       <w:r>
         <w:t xml:space="preserve"> </w:t>
       </w:r>
-      <w:hyperlink r:id="rId130">
+      <w:hyperlink r:id="rId131">
         <w:r>
           <w:rPr>
             <w:rStyle w:val="Hyperlink"/>
@@ -11236,8 +11247,8 @@
         <w:t xml:space="preserve">.</w:t>
       </w:r>
     </w:p>
-    <w:bookmarkEnd w:id="131"/>
-    <w:bookmarkStart w:id="133" w:name="ref-Raji2020"/>
+    <w:bookmarkEnd w:id="132"/>
+    <w:bookmarkStart w:id="134" w:name="ref-Raji2020"/>
     <w:p>
       <w:pPr>
         <w:pStyle w:val="Bibliography"/>
@@ -11282,7 +11293,7 @@
       <w:r>
         <w:t xml:space="preserve"> </w:t>
       </w:r>
-      <w:hyperlink r:id="rId132">
+      <w:hyperlink r:id="rId133">
         <w:r>
           <w:rPr>
             <w:rStyle w:val="Hyperlink"/>
@@ -11294,8 +11305,8 @@
         <w:t xml:space="preserve">.</w:t>
       </w:r>
     </w:p>
-    <w:bookmarkEnd w:id="133"/>
-    <w:bookmarkStart w:id="135" w:name="ref-Rohan2026"/>
+    <w:bookmarkEnd w:id="134"/>
+    <w:bookmarkStart w:id="136" w:name="ref-Rohan2026"/>
     <w:p>
       <w:pPr>
         <w:pStyle w:val="Bibliography"/>
@@ -11328,7 +11339,7 @@
       <w:r>
         <w:t xml:space="preserve"> </w:t>
       </w:r>
-      <w:hyperlink r:id="rId134">
+      <w:hyperlink r:id="rId135">
         <w:r>
           <w:rPr>
             <w:rStyle w:val="Hyperlink"/>
@@ -11340,8 +11351,8 @@
         <w:t xml:space="preserve">.</w:t>
       </w:r>
     </w:p>
-    <w:bookmarkEnd w:id="135"/>
-    <w:bookmarkStart w:id="137" w:name="ref-RomanoskyTelangAcquisti2011"/>
+    <w:bookmarkEnd w:id="136"/>
+    <w:bookmarkStart w:id="138" w:name="ref-RomanoskyTelangAcquisti2011"/>
     <w:p>
       <w:pPr>
         <w:pStyle w:val="Bibliography"/>
@@ -11374,7 +11385,7 @@
       <w:r>
         <w:t xml:space="preserve"> </w:t>
       </w:r>
-      <w:hyperlink r:id="rId136">
+      <w:hyperlink r:id="rId137">
         <w:r>
           <w:rPr>
             <w:rStyle w:val="Hyperlink"/>
@@ -11386,8 +11397,8 @@
         <w:t xml:space="preserve">.</w:t>
       </w:r>
     </w:p>
-    <w:bookmarkEnd w:id="137"/>
-    <w:bookmarkStart w:id="139" w:name="ref-Shen2025"/>
+    <w:bookmarkEnd w:id="138"/>
+    <w:bookmarkStart w:id="140" w:name="ref-Shen2025"/>
     <w:p>
       <w:pPr>
         <w:pStyle w:val="Bibliography"/>
@@ -11432,7 +11443,7 @@
       <w:r>
         <w:t xml:space="preserve"> </w:t>
       </w:r>
-      <w:hyperlink r:id="rId138">
+      <w:hyperlink r:id="rId139">
         <w:r>
           <w:rPr>
             <w:rStyle w:val="Hyperlink"/>
@@ -11444,8 +11455,8 @@
         <w:t xml:space="preserve">.</w:t>
       </w:r>
     </w:p>
-    <w:bookmarkEnd w:id="139"/>
-    <w:bookmarkStart w:id="141" w:name="ref-Skinner1994"/>
+    <w:bookmarkEnd w:id="140"/>
+    <w:bookmarkStart w:id="142" w:name="ref-Skinner1994"/>
     <w:p>
       <w:pPr>
         <w:pStyle w:val="Bibliography"/>
@@ -11478,7 +11489,7 @@
       <w:r>
         <w:t xml:space="preserve"> </w:t>
       </w:r>
-      <w:hyperlink r:id="rId140">
+      <w:hyperlink r:id="rId141">
         <w:r>
           <w:rPr>
             <w:rStyle w:val="Hyperlink"/>
@@ -11490,8 +11501,8 @@
         <w:t xml:space="preserve">.</w:t>
       </w:r>
     </w:p>
-    <w:bookmarkEnd w:id="141"/>
-    <w:bookmarkStart w:id="143" w:name="ref-NIST2023AIRMF"/>
+    <w:bookmarkEnd w:id="142"/>
+    <w:bookmarkStart w:id="144" w:name="ref-NIST2023AIRMF"/>
     <w:p>
       <w:pPr>
         <w:pStyle w:val="Bibliography"/>
@@ -11515,7 +11526,7 @@
       <w:r>
         <w:t xml:space="preserve"> </w:t>
       </w:r>
-      <w:hyperlink r:id="rId142">
+      <w:hyperlink r:id="rId143">
         <w:r>
           <w:rPr>
             <w:rStyle w:val="Hyperlink"/>
@@ -11527,8 +11538,8 @@
         <w:t xml:space="preserve">.</w:t>
       </w:r>
     </w:p>
-    <w:bookmarkEnd w:id="143"/>
-    <w:bookmarkStart w:id="144" w:name="ref-SEC2023Cyber"/>
+    <w:bookmarkEnd w:id="144"/>
+    <w:bookmarkStart w:id="145" w:name="ref-SEC2023Cyber"/>
     <w:p>
       <w:pPr>
         <w:pStyle w:val="Bibliography"/>
@@ -11550,8 +11561,8 @@
         <w:t xml:space="preserve">. Final rule, Release Nos. 33-11216 and 34-97989, 88 Fed. Reg. 51896 (4 August 2023).</w:t>
       </w:r>
     </w:p>
-    <w:bookmarkEnd w:id="144"/>
-    <w:bookmarkStart w:id="145" w:name="ref-TSC1976"/>
+    <w:bookmarkEnd w:id="145"/>
+    <w:bookmarkStart w:id="146" w:name="ref-TSC1976"/>
     <w:p>
       <w:pPr>
         <w:pStyle w:val="Bibliography"/>
@@ -11573,8 +11584,8 @@
         <w:t xml:space="preserve"> 426 U.S. 438, U.S. Reports.</w:t>
       </w:r>
     </w:p>
-    <w:bookmarkEnd w:id="145"/>
-    <w:bookmarkStart w:id="146" w:name="ref-Basic1988"/>
+    <w:bookmarkEnd w:id="146"/>
+    <w:bookmarkStart w:id="147" w:name="ref-Basic1988"/>
     <w:p>
       <w:pPr>
         <w:pStyle w:val="Bibliography"/>
@@ -11596,8 +11607,8 @@
         <w:t xml:space="preserve">. 485 U.S. 224, U.S. Reports.</w:t>
       </w:r>
     </w:p>
-    <w:bookmarkEnd w:id="146"/>
-    <w:bookmarkStart w:id="148" w:name="ref-Verma2026"/>
+    <w:bookmarkEnd w:id="147"/>
+    <w:bookmarkStart w:id="149" w:name="ref-Verma2026"/>
     <w:p>
       <w:pPr>
         <w:pStyle w:val="Bibliography"/>
@@ -11639,7 +11650,7 @@
       <w:r>
         <w:t xml:space="preserve"> </w:t>
       </w:r>
-      <w:hyperlink r:id="rId147">
+      <w:hyperlink r:id="rId148">
         <w:r>
           <w:rPr>
             <w:rStyle w:val="Hyperlink"/>
@@ -11651,8 +11662,8 @@
         <w:t xml:space="preserve">.</w:t>
       </w:r>
     </w:p>
-    <w:bookmarkEnd w:id="148"/>
-    <w:bookmarkStart w:id="150" w:name="ref-Verrecchia2001"/>
+    <w:bookmarkEnd w:id="149"/>
+    <w:bookmarkStart w:id="151" w:name="ref-Verrecchia2001"/>
     <w:p>
       <w:pPr>
         <w:pStyle w:val="Bibliography"/>
@@ -11685,7 +11696,7 @@
       <w:r>
         <w:t xml:space="preserve"> </w:t>
       </w:r>
-      <w:hyperlink r:id="rId149">
+      <w:hyperlink r:id="rId150">
         <w:r>
           <w:rPr>
             <w:rStyle w:val="Hyperlink"/>
@@ -11697,8 +11708,8 @@
         <w:t xml:space="preserve">.</w:t>
       </w:r>
     </w:p>
-    <w:bookmarkEnd w:id="150"/>
-    <w:bookmarkStart w:id="152" w:name="ref-WangKannanUlmer2013"/>
+    <w:bookmarkEnd w:id="151"/>
+    <w:bookmarkStart w:id="153" w:name="ref-WangKannanUlmer2013"/>
     <w:p>
       <w:pPr>
         <w:pStyle w:val="Bibliography"/>
@@ -11731,7 +11742,7 @@
       <w:r>
         <w:t xml:space="preserve"> </w:t>
       </w:r>
-      <w:hyperlink r:id="rId151">
+      <w:hyperlink r:id="rId152">
         <w:r>
           <w:rPr>
             <w:rStyle w:val="Hyperlink"/>
@@ -11743,8 +11754,8 @@
         <w:t xml:space="preserve">.</w:t>
       </w:r>
     </w:p>
-    <w:bookmarkEnd w:id="152"/>
-    <w:bookmarkStart w:id="154" w:name="ref-Weidinger2022"/>
+    <w:bookmarkEnd w:id="153"/>
+    <w:bookmarkStart w:id="155" w:name="ref-Weidinger2022"/>
     <w:p>
       <w:pPr>
         <w:pStyle w:val="Bibliography"/>
@@ -11777,7 +11788,7 @@
       <w:r>
         <w:t xml:space="preserve"> </w:t>
       </w:r>
-      <w:hyperlink r:id="rId153">
+      <w:hyperlink r:id="rId154">
         <w:r>
           <w:rPr>
             <w:rStyle w:val="Hyperlink"/>
@@ -11789,8 +11800,8 @@
         <w:t xml:space="preserve">.</w:t>
       </w:r>
     </w:p>
-    <w:bookmarkEnd w:id="154"/>
-    <w:bookmarkStart w:id="156" w:name="ref-Wilson1927"/>
+    <w:bookmarkEnd w:id="155"/>
+    <w:bookmarkStart w:id="157" w:name="ref-Wilson1927"/>
     <w:p>
       <w:pPr>
         <w:pStyle w:val="Bibliography"/>
@@ -11823,7 +11834,7 @@
       <w:r>
         <w:t xml:space="preserve"> </w:t>
       </w:r>
-      <w:hyperlink r:id="rId155">
+      <w:hyperlink r:id="rId156">
         <w:r>
           <w:rPr>
             <w:rStyle w:val="Hyperlink"/>
@@ -11835,8 +11846,8 @@
         <w:t xml:space="preserve">.</w:t>
       </w:r>
     </w:p>
-    <w:bookmarkEnd w:id="156"/>
-    <w:bookmarkStart w:id="158" w:name="ref-YangPortfolio2026"/>
+    <w:bookmarkEnd w:id="157"/>
+    <w:bookmarkStart w:id="159" w:name="ref-YangPortfolio2026"/>
     <w:p>
       <w:pPr>
         <w:pStyle w:val="Bibliography"/>
@@ -11869,7 +11880,7 @@
       <w:r>
         <w:t xml:space="preserve"> </w:t>
       </w:r>
-      <w:hyperlink r:id="rId157">
+      <w:hyperlink r:id="rId158">
         <w:r>
           <w:rPr>
             <w:rStyle w:val="Hyperlink"/>
@@ -11881,8 +11892,8 @@
         <w:t xml:space="preserve">.</w:t>
       </w:r>
     </w:p>
-    <w:bookmarkEnd w:id="158"/>
-    <w:bookmarkStart w:id="160" w:name="ref-YangCrash2026"/>
+    <w:bookmarkEnd w:id="159"/>
+    <w:bookmarkStart w:id="161" w:name="ref-YangCrash2026"/>
     <w:p>
       <w:pPr>
         <w:pStyle w:val="Bibliography"/>
@@ -11927,7 +11938,7 @@
       <w:r>
         <w:t xml:space="preserve"> </w:t>
       </w:r>
-      <w:hyperlink r:id="rId159">
+      <w:hyperlink r:id="rId160">
         <w:r>
           <w:rPr>
             <w:rStyle w:val="Hyperlink"/>
@@ -11939,9 +11950,9 @@
         <w:t xml:space="preserve">.</w:t>
       </w:r>
     </w:p>
-    <w:bookmarkEnd w:id="160"/>
     <w:bookmarkEnd w:id="161"/>
     <w:bookmarkEnd w:id="162"/>
+    <w:bookmarkEnd w:id="163"/>
     <w:sectPr>
       <w:footnotePr>
         <w:numRestart w:val="eachSect"/>
